--- a/06-学生侧材料/讲义/_数学工具/附录：数学符号与公式速查卡（Word清稿）.docx
+++ b/06-学生侧材料/讲义/_数学工具/附录：数学符号与公式速查卡（Word清稿）.docx
@@ -2111,7 +2111,7 @@
         </w:tc>
       </w:tr>
     </w:tbl>
-    <w:bookmarkStart w:id="9" w:name="希腊字母化学里高频的"/>
+    <w:bookmarkStart w:id="9" w:name="希腊字母化学里最常用的"/>
     <w:p>
       <w:pPr>
         <w:pStyle w:val="Heading3"/>
@@ -2133,7 +2133,7 @@
         <w:rPr>
           <w:rFonts w:hint="eastAsia" w:ascii="Times New Roman" w:hAnsi="Times New Roman" w:eastAsia="SimHei" w:cs="Times New Roman"/>
         </w:rPr>
-        <w:t>化学里高频的</w:t>
+        <w:t>化学里最常用的</w:t>
       </w:r>
       <w:r>
         <w:rPr>
